--- a/eng/docx/08.content.docx
+++ b/eng/docx/08.content.docx
@@ -1022,7 +1022,7 @@
           <w:i/>
           <w:lang w:val="en_US" w:bidi="en_US"/>
         </w:rPr>
-        <w:t>/tw/dict/bible/kt/faith]] and [[rc://</w:t>
+        <w:t>/tw/dict/bible/kt/faith]]; and [[rc://</w:t>
       </w:r>
       <w:r>
         <w:rPr>
@@ -8648,7 +8648,7 @@
           <w:i/>
           <w:lang w:val="en_US" w:bidi="en_US"/>
         </w:rPr>
-        <w:t>/tw/dict/bible/kt/grace]] and [[rc://</w:t>
+        <w:t>/tw/dict/bible/kt/grace]]; and [[rc://</w:t>
       </w:r>
       <w:r>
         <w:rPr>

--- a/eng/docx/08.content.docx
+++ b/eng/docx/08.content.docx
@@ -568,7 +568,19 @@
         <w:rPr>
           <w:lang w:val="en_US" w:bidi="en_US"/>
         </w:rPr>
-        <w:t>In a period when Israel was often unfaithful to Yahweh, a woman from Moab showed great faith in him. The Israelites’ frequent lack of faith in Yahweh is contrasted with the faith of this woman from a foreign land. This shows us that God is the God of all people, not just of Israel. (See: [[rc://*/tw/dict/bible/kt/faithful]])</w:t>
+        <w:t xml:space="preserve">In a period when Israel was often unfaithful to Yahweh, a woman from Moab showed great faith in him. The Israelites’ frequent lack of faith in Yahweh is contrasted with the faith of this woman from a foreign land. This shows us that God is the God of all people, not just of Israel. (See: </w:t>
+      </w:r>
+      <w:r>
+        <w:rPr>
+          <w:lang w:val="en_US" w:bidi="en_US"/>
+        </w:rPr>
+        <w:t>faithful, faithfulness, trustworthy</w:t>
+      </w:r>
+      <w:r>
+        <w:rPr>
+          <w:lang w:val="en_US" w:bidi="en_US"/>
+        </w:rPr>
+        <w:t>)</w:t>
       </w:r>
       <w:r>
         <w:rPr>
@@ -727,7 +739,19 @@
         <w:rPr>
           <w:lang w:val="en_US" w:bidi="en_US"/>
         </w:rPr>
-        <w:t>The book of Ruth shows that what kinsmen-redeemers do for their relatives is part of Israel’s duties according to God’s covenant with them. The story of Boaz, Ruth, and Naomi gives examples to all of Israel of the good effects of covenant faithfulness. (See: [[rc://*/tw/dict/bible/kt/covenantfaith]])</w:t>
+        <w:t xml:space="preserve">The book of Ruth shows that what kinsmen-redeemers do for their relatives is part of Israel’s duties according to God’s covenant with them. The story of Boaz, Ruth, and Naomi gives examples to all of Israel of the good effects of covenant faithfulness. (See: </w:t>
+      </w:r>
+      <w:r>
+        <w:rPr>
+          <w:lang w:val="en_US" w:bidi="en_US"/>
+        </w:rPr>
+        <w:t>covenant faithfulness, covenant loyalty, covenant love</w:t>
+      </w:r>
+      <w:r>
+        <w:rPr>
+          <w:lang w:val="en_US" w:bidi="en_US"/>
+        </w:rPr>
+        <w:t>)</w:t>
       </w:r>
       <w:r>
         <w:rPr>
@@ -1015,20 +1039,31 @@
         <w:rPr>
           <w:lang w:val="en_US" w:bidi="en_US"/>
         </w:rPr>
-        <w:t>The actions of Ruth the Moabite are intended to contrast with the actions of Naomi the Jew. Ruth shows great faith in Naomi’s God, while Naomi does not trust in Yahweh. (See: [[rc://</w:t>
-      </w:r>
-      <w:r>
-        <w:rPr>
-          <w:i/>
-          <w:lang w:val="en_US" w:bidi="en_US"/>
-        </w:rPr>
-        <w:t>/tw/dict/bible/kt/faith]]; and [[rc://</w:t>
-      </w:r>
-      <w:r>
-        <w:rPr>
-          <w:lang w:val="en_US" w:bidi="en_US"/>
-        </w:rPr>
-        <w:t>/tw/dict/bible/kt/trust]])</w:t>
+        <w:t xml:space="preserve">The actions of Ruth the Moabite are intended to contrast with the actions of Naomi the Jew. Ruth shows great faith in Naomi’s God, while Naomi does not trust in Yahweh. (See: </w:t>
+      </w:r>
+      <w:r>
+        <w:rPr>
+          <w:lang w:val="en_US" w:bidi="en_US"/>
+        </w:rPr>
+        <w:t>faith</w:t>
+      </w:r>
+      <w:r>
+        <w:rPr>
+          <w:lang w:val="en_US" w:bidi="en_US"/>
+        </w:rPr>
+        <w:t xml:space="preserve">; and </w:t>
+      </w:r>
+      <w:r>
+        <w:rPr>
+          <w:lang w:val="en_US" w:bidi="en_US"/>
+        </w:rPr>
+        <w:t>trust, trusted, trustworthy, trustworthiness</w:t>
+      </w:r>
+      <w:r>
+        <w:rPr>
+          <w:lang w:val="en_US" w:bidi="en_US"/>
+        </w:rPr>
+        <w:t>)</w:t>
       </w:r>
       <w:r>
         <w:rPr>
@@ -8641,20 +8676,31 @@
         <w:rPr>
           <w:lang w:val="en_US" w:bidi="en_US"/>
         </w:rPr>
-        <w:t>Boaz said this because he could not guarantee Ruth’s safety in another person’s field. It seems that not everyone was as gracious and obedient to the law of Moses as was Boaz. (See: [[rc://</w:t>
-      </w:r>
-      <w:r>
-        <w:rPr>
-          <w:i/>
-          <w:lang w:val="en_US" w:bidi="en_US"/>
-        </w:rPr>
-        <w:t>/tw/dict/bible/kt/grace]]; and [[rc://</w:t>
-      </w:r>
-      <w:r>
-        <w:rPr>
-          <w:lang w:val="en_US" w:bidi="en_US"/>
-        </w:rPr>
-        <w:t>/tw/dict/bible/kt/lawofmoses]])</w:t>
+        <w:t xml:space="preserve">Boaz said this because he could not guarantee Ruth’s safety in another person’s field. It seems that not everyone was as gracious and obedient to the law of Moses as was Boaz. (See: </w:t>
+      </w:r>
+      <w:r>
+        <w:rPr>
+          <w:lang w:val="en_US" w:bidi="en_US"/>
+        </w:rPr>
+        <w:t>grace, gracious</w:t>
+      </w:r>
+      <w:r>
+        <w:rPr>
+          <w:lang w:val="en_US" w:bidi="en_US"/>
+        </w:rPr>
+        <w:t xml:space="preserve">; and </w:t>
+      </w:r>
+      <w:r>
+        <w:rPr>
+          <w:lang w:val="en_US" w:bidi="en_US"/>
+        </w:rPr>
+        <w:t>law, law of Moses, law of Yahweh, law of God</w:t>
+      </w:r>
+      <w:r>
+        <w:rPr>
+          <w:lang w:val="en_US" w:bidi="en_US"/>
+        </w:rPr>
+        <w:t>)</w:t>
       </w:r>
       <w:r>
         <w:rPr>
